--- a/document/GharSetu_UIUX_Design_Document_updated.docx
+++ b/document/GharSetu_UIUX_Design_Document_updated.docx
@@ -3977,7 +3977,7 @@
           <w:sz w:val="20"/>
           <w:szCs w:val="20"/>
         </w:rPr>
-        <w:t xml:space="preserve">Desktop / Tablet: Fixed left sidebar — 240px wide, Deep Navy background, Poppins 14px white links, Saffron 4px left border on active item.</w:t>
+        <w:t xml:space="preserve">Desktop (≥1024px): Fixed left sidebar — 240px wide, Deep Navy background, 14px white links, Saffron 4px left border on active item. Tablet (768–1023px): Mobile layout — bottom tab bar is shown, sidebar is hidden.</w:t>
       </w:r>
     </w:p>
     <w:p>
@@ -3997,6 +3997,189 @@
           <w:szCs w:val="20"/>
         </w:rPr>
         <w:t xml:space="preserve">Mobile: Bottom tab bar — max 5 icons, icon + label, Saffron fill on active tab. No hamburger menus.</w:t>
+      </w:r>
+    </w:p>
+    <w:p>
+      <w:pPr>
+        <w:pStyle w:val="ListParagraph"/>
+        <w:numPr>
+          <w:ilvl w:val="0"/>
+          <w:numId w:val="2"/>
+        </w:numPr>
+        <w:spacing w:after="50" w:before="50"/>
+      </w:pPr>
+      <w:r>
+        <w:rPr>
+          <w:rFonts w:ascii="Arial" w:cs="Arial" w:eastAsia="Arial" w:hAnsi="Arial"/>
+          <w:color w:val="212121"/>
+          <w:sz w:val="20"/>
+          <w:szCs w:val="20"/>
+        </w:rPr>
+        <w:t xml:space="preserve">Tablet — Admin sidebar items: Dashboard, Properties, Units, Users, Maintenance, Rent, Audit Log, My Profile.</w:t>
+      </w:r>
+    </w:p>
+    <w:p>
+      <w:pPr>
+        <w:pStyle w:val="ListParagraph"/>
+        <w:numPr>
+          <w:ilvl w:val="0"/>
+          <w:numId w:val="2"/>
+        </w:numPr>
+        <w:spacing w:after="50" w:before="50"/>
+      </w:pPr>
+      <w:r>
+        <w:rPr>
+          <w:rFonts w:ascii="Arial" w:cs="Arial" w:eastAsia="Arial" w:hAnsi="Arial"/>
+          <w:color w:val="212121"/>
+          <w:sz w:val="20"/>
+          <w:szCs w:val="20"/>
+        </w:rPr>
+        <w:t xml:space="preserve">Tablet — PM sidebar items: Dashboard, Units, Tenants, Leases, Rent Collection, Maintenance, My Profile.</w:t>
+      </w:r>
+    </w:p>
+    <w:p>
+      <w:pPr>
+        <w:pStyle w:val="ListParagraph"/>
+        <w:numPr>
+          <w:ilvl w:val="0"/>
+          <w:numId w:val="2"/>
+        </w:numPr>
+        <w:spacing w:after="50" w:before="50"/>
+      </w:pPr>
+      <w:r>
+        <w:rPr>
+          <w:rFonts w:ascii="Arial" w:cs="Arial" w:eastAsia="Arial" w:hAnsi="Arial"/>
+          <w:color w:val="212121"/>
+          <w:sz w:val="20"/>
+          <w:szCs w:val="20"/>
+        </w:rPr>
+        <w:t xml:space="preserve">Tablet — Maintenance sidebar items: My Requests, All Open, My Profile.</w:t>
+      </w:r>
+    </w:p>
+    <w:p>
+      <w:pPr>
+        <w:pStyle w:val="ListParagraph"/>
+        <w:numPr>
+          <w:ilvl w:val="0"/>
+          <w:numId w:val="2"/>
+        </w:numPr>
+        <w:spacing w:after="50" w:before="50"/>
+      </w:pPr>
+      <w:r>
+        <w:rPr>
+          <w:rFonts w:ascii="Arial" w:cs="Arial" w:eastAsia="Arial" w:hAnsi="Arial"/>
+          <w:color w:val="212121"/>
+          <w:sz w:val="20"/>
+          <w:szCs w:val="20"/>
+        </w:rPr>
+        <w:t xml:space="preserve">Tablet — Tenant sidebar items: My Lease, Rent, Maintenance, My Profile.</w:t>
+      </w:r>
+    </w:p>
+    <w:p>
+      <w:pPr>
+        <w:pStyle w:val="ListParagraph"/>
+        <w:numPr>
+          <w:ilvl w:val="0"/>
+          <w:numId w:val="2"/>
+        </w:numPr>
+        <w:spacing w:after="50" w:before="50"/>
+      </w:pPr>
+      <w:r>
+        <w:rPr>
+          <w:rFonts w:ascii="Arial" w:cs="Arial" w:eastAsia="Arial" w:hAnsi="Arial"/>
+          <w:color w:val="212121"/>
+          <w:sz w:val="20"/>
+          <w:szCs w:val="20"/>
+        </w:rPr>
+        <w:t xml:space="preserve">Mobile — Admin tab bar (max 5): Home, Units, Maint., Rent, More. (Users moves into the More bottom sheet.)</w:t>
+      </w:r>
+    </w:p>
+    <w:p>
+      <w:pPr>
+        <w:pStyle w:val="ListParagraph"/>
+        <w:numPr>
+          <w:ilvl w:val="0"/>
+          <w:numId w:val="2"/>
+        </w:numPr>
+        <w:spacing w:after="50" w:before="50"/>
+      </w:pPr>
+      <w:r>
+        <w:rPr>
+          <w:rFonts w:ascii="Arial" w:cs="Arial" w:eastAsia="Arial" w:hAnsi="Arial"/>
+          <w:color w:val="212121"/>
+          <w:sz w:val="20"/>
+          <w:szCs w:val="20"/>
+        </w:rPr>
+        <w:t xml:space="preserve">Mobile — PM tab bar (max 5): Home, Units, Tenants, Rent, More. (Leases moves into the More bottom sheet.)</w:t>
+      </w:r>
+    </w:p>
+    <w:p>
+      <w:pPr>
+        <w:pStyle w:val="ListParagraph"/>
+        <w:numPr>
+          <w:ilvl w:val="0"/>
+          <w:numId w:val="2"/>
+        </w:numPr>
+        <w:spacing w:after="50" w:before="50"/>
+      </w:pPr>
+      <w:r>
+        <w:rPr>
+          <w:rFonts w:ascii="Arial" w:cs="Arial" w:eastAsia="Arial" w:hAnsi="Arial"/>
+          <w:color w:val="212121"/>
+          <w:sz w:val="20"/>
+          <w:szCs w:val="20"/>
+        </w:rPr>
+        <w:t xml:space="preserve">Mobile — Maintenance tab bar: My Requests, All Open, Profile, Logout.</w:t>
+      </w:r>
+    </w:p>
+    <w:p>
+      <w:pPr>
+        <w:pStyle w:val="ListParagraph"/>
+        <w:numPr>
+          <w:ilvl w:val="0"/>
+          <w:numId w:val="2"/>
+        </w:numPr>
+        <w:spacing w:after="50" w:before="50"/>
+      </w:pPr>
+      <w:r>
+        <w:rPr>
+          <w:rFonts w:ascii="Arial" w:cs="Arial" w:eastAsia="Arial" w:hAnsi="Arial"/>
+          <w:color w:val="212121"/>
+          <w:sz w:val="20"/>
+          <w:szCs w:val="20"/>
+        </w:rPr>
+        <w:t xml:space="preserve">Mobile — Tenant tab bar (max 5): Lease, Rent, Maint., Profile, Logout.</w:t>
+      </w:r>
+    </w:p>
+    <w:p>
+      <w:pPr>
+        <w:pStyle w:val="Heading3"/>
+        <w:spacing w:after="100" w:before="200"/>
+      </w:pPr>
+      <w:r>
+        <w:rPr>
+          <w:rFonts w:ascii="Arial" w:cs="Arial" w:eastAsia="Arial" w:hAnsi="Arial"/>
+          <w:b/>
+          <w:bCs/>
+          <w:color w:val="1565C0"/>
+          <w:sz w:val="22"/>
+          <w:szCs w:val="22"/>
+        </w:rPr>
+        <w:t xml:space="preserve">More Tab &amp; Bottom Sheet</w:t>
+      </w:r>
+    </w:p>
+    <w:p>
+      <w:pPr>
+        <w:spacing w:after="120" w:before="0"/>
+      </w:pPr>
+      <w:r>
+        <w:rPr>
+          <w:rFonts w:ascii="Arial" w:cs="Arial" w:eastAsia="Arial" w:hAnsi="Arial"/>
+          <w:color w:val="212121"/>
+          <w:sz w:val="20"/>
+          <w:szCs w:val="20"/>
+        </w:rPr>
+        <w:t xml:space="preserve">On mobile, Admin and PM roles have a 5th tab labelled "More" in the bottom tab bar. Tapping More opens a bottom sheet (MoreSheet component at apps/web/src/components/ui/MoreSheet.tsx) containing the nav items that could not fit in the 5-slot tab bar. Admin More sheet contains: Users. PM More sheet contains: Leases. All roles with a More tab still have full access to these items — they are not hidden, only moved.</w:t>
       </w:r>
     </w:p>
     <w:p>
@@ -5124,7 +5307,7 @@
                 <w:sz w:val="19"/>
                 <w:szCs w:val="19"/>
               </w:rPr>
-              <w:t xml:space="preserve">Sidebar (240px) + content area.</w:t>
+              <w:t xml:space="preserve">Tablet (768–1023px) = Mobile layout — bottom tab bar is shown, sidebar is hidden. Sidebar only appears at ≥ 1024px (desktop).</w:t>
             </w:r>
           </w:p>
         </w:tc>
@@ -8619,7 +8802,7 @@
                 <w:sz w:val="18"/>
                 <w:szCs w:val="18"/>
               </w:rPr>
-              <w:t xml:space="preserve">|    Users         |                                       |</w:t>
+              <w:t xml:space="preserve">|    Units         |                                       |</w:t>
             </w:r>
           </w:p>
           <w:p>
@@ -8633,7 +8816,7 @@
                 <w:sz w:val="18"/>
                 <w:szCs w:val="18"/>
               </w:rPr>
-              <w:t xml:space="preserve">|    Maintenance   |  ⚠ ADMIN ALERT: Unit 4B — 6 requests |</w:t>
+              <w:t xml:space="preserve">|    Users         |                                       |</w:t>
             </w:r>
           </w:p>
           <w:p>
@@ -8647,7 +8830,7 @@
                 <w:sz w:val="18"/>
                 <w:szCs w:val="18"/>
               </w:rPr>
-              <w:t xml:space="preserve">|    Rent          |    in 30 days. Review tenant.         |</w:t>
+              <w:t xml:space="preserve">|    Maintenance   |  ⚠ ADMIN ALERT: Unit 4B — 6 requests |</w:t>
             </w:r>
           </w:p>
           <w:p>
@@ -8661,7 +8844,35 @@
                 <w:sz w:val="18"/>
                 <w:szCs w:val="18"/>
               </w:rPr>
-              <w:t xml:space="preserve">|    Reports       |                                       |</w:t>
+              <w:t xml:space="preserve">|    Rent          |    in 30 days. Review tenant.         |</w:t>
+            </w:r>
+          </w:p>
+          <w:p>
+            <w:pPr>
+              <w:spacing w:after="20" w:before="20"/>
+            </w:pPr>
+            <w:r>
+              <w:rPr>
+                <w:rFonts w:ascii="Courier New" w:cs="Courier New" w:eastAsia="Courier New" w:hAnsi="Courier New"/>
+                <w:color w:val="212121"/>
+                <w:sz w:val="18"/>
+                <w:szCs w:val="18"/>
+              </w:rPr>
+              <w:t xml:space="preserve">|    Audit Log     |                                       |</w:t>
+            </w:r>
+          </w:p>
+          <w:p>
+            <w:pPr>
+              <w:spacing w:after="20" w:before="20"/>
+            </w:pPr>
+            <w:r>
+              <w:rPr>
+                <w:rFonts w:ascii="Courier New" w:cs="Courier New" w:eastAsia="Courier New" w:hAnsi="Courier New"/>
+                <w:color w:val="212121"/>
+                <w:sz w:val="18"/>
+                <w:szCs w:val="18"/>
+              </w:rPr>
+              <w:t xml:space="preserve">|    My Profile    |                                       |</w:t>
             </w:r>
           </w:p>
           <w:p>
@@ -8970,7 +9181,7 @@
                 <w:sz w:val="18"/>
                 <w:szCs w:val="18"/>
               </w:rPr>
-              <w:t xml:space="preserve">|    My Property   |  [ Avail:  4 ] [ Overdue:  3 ]       |</w:t>
+              <w:t xml:space="preserve">|    Units         |  [ Avail:  4 ] [ Overdue:  3 ]       |</w:t>
             </w:r>
           </w:p>
           <w:p>
@@ -9012,7 +9223,7 @@
                 <w:sz w:val="18"/>
                 <w:szCs w:val="18"/>
               </w:rPr>
-              <w:t xml:space="preserve">|    Rent          |                                       |</w:t>
+              <w:t xml:space="preserve">|    Rent Collection|                                      |</w:t>
             </w:r>
           </w:p>
           <w:p>
@@ -9027,6 +9238,20 @@
                 <w:szCs w:val="18"/>
               </w:rPr>
               <w:t xml:space="preserve">|    Maintenance   |  MAINTENANCE QUEUE                    |</w:t>
+            </w:r>
+          </w:p>
+          <w:p>
+            <w:pPr>
+              <w:spacing w:after="20" w:before="20"/>
+            </w:pPr>
+            <w:r>
+              <w:rPr>
+                <w:rFonts w:ascii="Courier New" w:cs="Courier New" w:eastAsia="Courier New" w:hAnsi="Courier New"/>
+                <w:color w:val="212121"/>
+                <w:sz w:val="18"/>
+                <w:szCs w:val="18"/>
+              </w:rPr>
+              <w:t xml:space="preserve">|    My Profile    |                                       |</w:t>
             </w:r>
           </w:p>
           <w:p>
@@ -9748,7 +9973,7 @@
           <w:sz w:val="26"/>
           <w:szCs w:val="26"/>
         </w:rPr>
-        <w:t xml:space="preserve">Maintenance Worker — Dashboard Wireframe</w:t>
+        <w:t xml:space="preserve">Maintenance Staff — Dashboard Wireframe</w:t>
       </w:r>
     </w:p>
     <w:p>
@@ -9813,7 +10038,7 @@
                 <w:sz w:val="20"/>
                 <w:szCs w:val="20"/>
               </w:rPr>
-              <w:t xml:space="preserve">MAINTENANCE WORKER DASHBOARD</w:t>
+              <w:t xml:space="preserve">MAINTENANCE STAFF DASHBOARD</w:t>
             </w:r>
           </w:p>
         </w:tc>
@@ -9861,7 +10086,7 @@
                 <w:sz w:val="18"/>
                 <w:szCs w:val="18"/>
               </w:rPr>
-              <w:t xml:space="preserve">|  [NAV] GharSetu        [Worker: Raju]      [Logout]   |</w:t>
+              <w:t xml:space="preserve">|  [NAV] GharSetu        [Staff: Raju]      [Logout]   |</w:t>
             </w:r>
           </w:p>
           <w:p>
@@ -9932,6 +10157,20 @@
                 <w:szCs w:val="18"/>
               </w:rPr>
               <w:t xml:space="preserve">|    All Open      |  Assigned: Today  [Move to In-Progress]|</w:t>
+            </w:r>
+          </w:p>
+          <w:p>
+            <w:pPr>
+              <w:spacing w:after="20" w:before="20"/>
+            </w:pPr>
+            <w:r>
+              <w:rPr>
+                <w:rFonts w:ascii="Courier New" w:cs="Courier New" w:eastAsia="Courier New" w:hAnsi="Courier New"/>
+                <w:color w:val="212121"/>
+                <w:sz w:val="18"/>
+                <w:szCs w:val="18"/>
+              </w:rPr>
+              <w:t xml:space="preserve">|    My Profile    |                                          |</w:t>
             </w:r>
           </w:p>
           <w:p>
@@ -10325,6 +10564,20 @@
                 <w:szCs w:val="18"/>
               </w:rPr>
               <w:t xml:space="preserve">|  Co-tenant: Priya Sharma                  |  Maintenance|</w:t>
+            </w:r>
+          </w:p>
+          <w:p>
+            <w:pPr>
+              <w:spacing w:after="20" w:before="20"/>
+            </w:pPr>
+            <w:r>
+              <w:rPr>
+                <w:rFonts w:ascii="Courier New" w:cs="Courier New" w:eastAsia="Courier New" w:hAnsi="Courier New"/>
+                <w:color w:val="212121"/>
+                <w:sz w:val="18"/>
+                <w:szCs w:val="18"/>
+              </w:rPr>
+              <w:t xml:space="preserve">|                                           |  My Profile |</w:t>
             </w:r>
           </w:p>
           <w:p>
